--- a/docs/08_voice_vision_speech.docx
+++ b/docs/08_voice_vision_speech.docx
@@ -488,24 +488,24 @@
     </w:p>
     <w:p>
       <w:pPr>
-        <w:pStyle w:val="ListNumber"/>
+        <w:ind w:left="510" w:hanging="340"/>
       </w:pPr>
       <w:r>
         <w:rPr>
           <w:b w:val="0"/>
         </w:rPr>
-        <w:t>Detection happens on the server, not in the browser. The client only captures and plays audio. That keeps the web UI and the Android app thin clients of the same protocol, and it lets the eval harness and the tests drive the voice path with plain bytes.</w:t>
+        <w:t>1.  Detection happens on the server, not in the browser. The client only captures and plays audio. That keeps the web UI and the Android app thin clients of the same protocol, and it lets the eval harness and the tests drive the voice path with plain bytes.</w:t>
       </w:r>
     </w:p>
     <w:p>
       <w:pPr>
-        <w:pStyle w:val="ListNumber"/>
+        <w:ind w:left="510" w:hanging="340"/>
       </w:pPr>
       <w:r>
         <w:rPr>
           <w:b w:val="0"/>
         </w:rPr>
-        <w:t xml:space="preserve">Whisper never runs on the event loop. All transcription goes through </w:t>
+        <w:t xml:space="preserve">2.  Whisper never runs on the event loop. All transcription goes through </w:t>
       </w:r>
       <w:r>
         <w:rPr>
@@ -523,13 +523,13 @@
     </w:p>
     <w:p>
       <w:pPr>
-        <w:pStyle w:val="ListNumber"/>
+        <w:ind w:left="510" w:hanging="340"/>
       </w:pPr>
       <w:r>
         <w:rPr>
           <w:b w:val="0"/>
         </w:rPr>
-        <w:t>Speaking is subordinate to the epoch. A spoken reply belongs to the epoch it was planned under and stops within a polling interval of that epoch changing.</w:t>
+        <w:t>3.  Speaking is subordinate to the epoch. A spoken reply belongs to the epoch it was planned under and stops within a polling interval of that epoch changing.</w:t>
       </w:r>
     </w:p>
     <w:p>
@@ -2809,8 +2809,14 @@
     </w:p>
     <w:p>
       <w:pPr>
-        <w:pStyle w:val="ListNumber"/>
+        <w:ind w:left="510" w:hanging="340"/>
       </w:pPr>
+      <w:r>
+        <w:rPr>
+          <w:b w:val="0"/>
+        </w:rPr>
+        <w:t xml:space="preserve">1.  </w:t>
+      </w:r>
       <w:r>
         <w:rPr>
           <w:rFonts w:ascii="Consolas" w:hAnsi="Consolas" w:eastAsia="Consolas"/>
@@ -2905,8 +2911,14 @@
     </w:p>
     <w:p>
       <w:pPr>
-        <w:pStyle w:val="ListNumber"/>
+        <w:ind w:left="510" w:hanging="340"/>
       </w:pPr>
+      <w:r>
+        <w:rPr>
+          <w:b w:val="0"/>
+        </w:rPr>
+        <w:t xml:space="preserve">2.  </w:t>
+      </w:r>
       <w:r>
         <w:rPr>
           <w:rFonts w:ascii="Consolas" w:hAnsi="Consolas" w:eastAsia="Consolas"/>
@@ -2936,13 +2948,13 @@
     </w:p>
     <w:p>
       <w:pPr>
-        <w:pStyle w:val="ListNumber"/>
+        <w:ind w:left="510" w:hanging="340"/>
       </w:pPr>
       <w:r>
         <w:rPr>
           <w:b w:val="0"/>
         </w:rPr>
-        <w:t xml:space="preserve">While not speaking, a frame at or above </w:t>
+        <w:t xml:space="preserve">3.  While not speaking, a frame at or above </w:t>
       </w:r>
       <w:r>
         <w:rPr>
@@ -3064,13 +3076,13 @@
     </w:p>
     <w:p>
       <w:pPr>
-        <w:pStyle w:val="ListNumber"/>
+        <w:ind w:left="510" w:hanging="340"/>
       </w:pPr>
       <w:r>
         <w:rPr>
           <w:b w:val="0"/>
         </w:rPr>
-        <w:t xml:space="preserve">While speaking, frames are appended to the utterance. Hysteresis applies: a frame at or above the lower </w:t>
+        <w:t xml:space="preserve">4.  While speaking, frames are appended to the utterance. Hysteresis applies: a frame at or above the lower </w:t>
       </w:r>
       <w:r>
         <w:rPr>
@@ -3114,13 +3126,13 @@
     </w:p>
     <w:p>
       <w:pPr>
-        <w:pStyle w:val="ListNumber"/>
+        <w:ind w:left="510" w:hanging="340"/>
       </w:pPr>
       <w:r>
         <w:rPr>
           <w:b w:val="0"/>
         </w:rPr>
-        <w:t xml:space="preserve">When </w:t>
+        <w:t xml:space="preserve">5.  When </w:t>
       </w:r>
       <w:r>
         <w:rPr>
@@ -3229,13 +3241,13 @@
     </w:p>
     <w:p>
       <w:pPr>
-        <w:pStyle w:val="ListNumber"/>
+        <w:ind w:left="510" w:hanging="340"/>
       </w:pPr>
       <w:r>
         <w:rPr>
           <w:b w:val="0"/>
         </w:rPr>
-        <w:t xml:space="preserve">Partials. Every </w:t>
+        <w:t xml:space="preserve">6.  Partials. Every </w:t>
       </w:r>
       <w:r>
         <w:rPr>
@@ -6327,8 +6339,14 @@
     </w:p>
     <w:p>
       <w:pPr>
-        <w:pStyle w:val="ListNumber"/>
+        <w:ind w:left="510" w:hanging="340"/>
       </w:pPr>
+      <w:r>
+        <w:rPr>
+          <w:b w:val="0"/>
+        </w:rPr>
+        <w:t xml:space="preserve">1.  </w:t>
+      </w:r>
       <w:r>
         <w:rPr>
           <w:rFonts w:ascii="Consolas" w:hAnsi="Consolas" w:eastAsia="Consolas"/>
@@ -6410,8 +6428,14 @@
     </w:p>
     <w:p>
       <w:pPr>
-        <w:pStyle w:val="ListNumber"/>
+        <w:ind w:left="510" w:hanging="340"/>
       </w:pPr>
+      <w:r>
+        <w:rPr>
+          <w:b w:val="0"/>
+        </w:rPr>
+        <w:t xml:space="preserve">2.  </w:t>
+      </w:r>
       <w:r>
         <w:rPr>
           <w:rFonts w:ascii="Consolas" w:hAnsi="Consolas" w:eastAsia="Consolas"/>
@@ -6441,8 +6465,14 @@
     </w:p>
     <w:p>
       <w:pPr>
-        <w:pStyle w:val="ListNumber"/>
+        <w:ind w:left="510" w:hanging="340"/>
       </w:pPr>
+      <w:r>
+        <w:rPr>
+          <w:b w:val="0"/>
+        </w:rPr>
+        <w:t xml:space="preserve">3.  </w:t>
+      </w:r>
       <w:r>
         <w:rPr>
           <w:rFonts w:ascii="Consolas" w:hAnsi="Consolas" w:eastAsia="Consolas"/>
@@ -6513,35 +6543,35 @@
     </w:p>
     <w:p>
       <w:pPr>
-        <w:pStyle w:val="ListNumber"/>
+        <w:ind w:left="510" w:hanging="340"/>
       </w:pPr>
       <w:r>
         <w:rPr>
           <w:b w:val="0"/>
         </w:rPr>
-        <w:t>Drops empty text or text for an already finalized utterance.</w:t>
+        <w:t>1.  Drops empty text or text for an already finalized utterance.</w:t>
       </w:r>
     </w:p>
     <w:p>
       <w:pPr>
-        <w:pStyle w:val="ListNumber"/>
+        <w:ind w:left="510" w:hanging="340"/>
       </w:pPr>
       <w:r>
         <w:rPr>
           <w:b w:val="0"/>
         </w:rPr>
-        <w:t>If the session has a speaker, runs the echo guard (section 7). An echo is dropped silently and is never a barge-in.</w:t>
+        <w:t>2.  If the session has a speaker, runs the echo guard (section 7). An echo is dropped silently and is never a barge-in.</w:t>
       </w:r>
     </w:p>
     <w:p>
       <w:pPr>
-        <w:pStyle w:val="ListNumber"/>
+        <w:ind w:left="510" w:hanging="340"/>
       </w:pPr>
       <w:r>
         <w:rPr>
           <w:b w:val="0"/>
         </w:rPr>
-        <w:t>Computes "talk-over" evidence while the agent is speaking. If the Tier 1 classifier (</w:t>
+        <w:t>3.  Computes "talk-over" evidence while the agent is speaking. If the Tier 1 classifier (</w:t>
       </w:r>
       <w:r>
         <w:rPr>
@@ -6585,13 +6615,13 @@
     </w:p>
     <w:p>
       <w:pPr>
-        <w:pStyle w:val="ListNumber"/>
+        <w:ind w:left="510" w:hanging="340"/>
       </w:pPr>
       <w:r>
         <w:rPr>
           <w:b w:val="0"/>
         </w:rPr>
-        <w:t xml:space="preserve">Emits a partial </w:t>
+        <w:t xml:space="preserve">4.  Emits a partial </w:t>
       </w:r>
       <w:r>
         <w:rPr>
@@ -6635,24 +6665,24 @@
     </w:p>
     <w:p>
       <w:pPr>
-        <w:pStyle w:val="ListNumber"/>
+        <w:ind w:left="510" w:hanging="340"/>
       </w:pPr>
       <w:r>
         <w:rPr>
           <w:b w:val="0"/>
         </w:rPr>
-        <w:t>Applies the adaptive endpoint hint.</w:t>
+        <w:t>5.  Applies the adaptive endpoint hint.</w:t>
       </w:r>
     </w:p>
     <w:p>
       <w:pPr>
-        <w:pStyle w:val="ListNumber"/>
+        <w:ind w:left="510" w:hanging="340"/>
       </w:pPr>
       <w:r>
         <w:rPr>
           <w:b w:val="0"/>
         </w:rPr>
-        <w:t xml:space="preserve">Calls </w:t>
+        <w:t xml:space="preserve">6.  Calls </w:t>
       </w:r>
       <w:r>
         <w:rPr>
@@ -8435,8 +8465,14 @@
     </w:p>
     <w:p>
       <w:pPr>
-        <w:pStyle w:val="ListNumber"/>
+        <w:ind w:left="510" w:hanging="340"/>
       </w:pPr>
+      <w:r>
+        <w:rPr>
+          <w:b w:val="0"/>
+        </w:rPr>
+        <w:t xml:space="preserve">1.  </w:t>
+      </w:r>
       <w:r>
         <w:rPr>
           <w:rFonts w:ascii="Consolas" w:hAnsi="Consolas" w:eastAsia="Consolas"/>
@@ -8466,8 +8502,14 @@
     </w:p>
     <w:p>
       <w:pPr>
-        <w:pStyle w:val="ListNumber"/>
+        <w:ind w:left="510" w:hanging="340"/>
       </w:pPr>
+      <w:r>
+        <w:rPr>
+          <w:b w:val="0"/>
+        </w:rPr>
+        <w:t xml:space="preserve">2.  </w:t>
+      </w:r>
       <w:r>
         <w:rPr>
           <w:rFonts w:ascii="Consolas" w:hAnsi="Consolas" w:eastAsia="Consolas"/>
@@ -8510,13 +8552,13 @@
     </w:p>
     <w:p>
       <w:pPr>
-        <w:pStyle w:val="ListNumber"/>
+        <w:ind w:left="510" w:hanging="340"/>
       </w:pPr>
       <w:r>
         <w:rPr>
           <w:b w:val="0"/>
         </w:rPr>
-        <w:t xml:space="preserve">For each sentence: after the first, it sleeps (in </w:t>
+        <w:t xml:space="preserve">3.  For each sentence: after the first, it sleeps (in </w:t>
       </w:r>
       <w:r>
         <w:rPr>
@@ -8612,13 +8654,13 @@
     </w:p>
     <w:p>
       <w:pPr>
-        <w:pStyle w:val="ListNumber"/>
+        <w:ind w:left="510" w:hanging="340"/>
       </w:pPr>
       <w:r>
         <w:rPr>
           <w:b w:val="0"/>
         </w:rPr>
-        <w:t xml:space="preserve">After the last sentence it waits for it to finish playing, records </w:t>
+        <w:t xml:space="preserve">4.  After the last sentence it waits for it to finish playing, records </w:t>
       </w:r>
       <w:r>
         <w:rPr>
@@ -10500,13 +10542,13 @@
     </w:p>
     <w:p>
       <w:pPr>
-        <w:pStyle w:val="ListNumber"/>
+        <w:ind w:left="510" w:hanging="340"/>
       </w:pPr>
       <w:r>
         <w:rPr>
           <w:b w:val="0"/>
         </w:rPr>
-        <w:t xml:space="preserve">The transcript skeleton has at least </w:t>
+        <w:t xml:space="preserve">1.  The transcript skeleton has at least </w:t>
       </w:r>
       <w:r>
         <w:rPr>
@@ -10524,13 +10566,13 @@
     </w:p>
     <w:p>
       <w:pPr>
-        <w:pStyle w:val="ListNumber"/>
+        <w:ind w:left="510" w:hanging="340"/>
       </w:pPr>
       <w:r>
         <w:rPr>
           <w:b w:val="0"/>
         </w:rPr>
-        <w:t>The speaker has a timeline of spoken sentences (</w:t>
+        <w:t>2.  The speaker has a timeline of spoken sentences (</w:t>
       </w:r>
       <w:r>
         <w:rPr>
@@ -10561,13 +10603,13 @@
     </w:p>
     <w:p>
       <w:pPr>
-        <w:pStyle w:val="ListNumber"/>
+        <w:ind w:left="510" w:hanging="340"/>
       </w:pPr>
       <w:r>
         <w:rPr>
           <w:b w:val="0"/>
         </w:rPr>
-        <w:t xml:space="preserve">The agent is speaking now, or spoke within the last </w:t>
+        <w:t xml:space="preserve">3.  The agent is speaking now, or spoke within the last </w:t>
       </w:r>
       <w:r>
         <w:rPr>
@@ -10585,13 +10627,13 @@
     </w:p>
     <w:p>
       <w:pPr>
-        <w:pStyle w:val="ListNumber"/>
+        <w:ind w:left="510" w:hanging="340"/>
       </w:pPr>
       <w:r>
         <w:rPr>
           <w:b w:val="0"/>
         </w:rPr>
-        <w:t xml:space="preserve">Comparing against the concatenated skeletons of sentences played in that window, </w:t>
+        <w:t xml:space="preserve">4.  Comparing against the concatenated skeletons of sentences played in that window, </w:t>
       </w:r>
       <w:r>
         <w:rPr>
@@ -11938,13 +11980,13 @@
     </w:p>
     <w:p>
       <w:pPr>
-        <w:pStyle w:val="ListNumber"/>
+        <w:ind w:left="510" w:hanging="340"/>
       </w:pPr>
       <w:r>
         <w:rPr>
           <w:b w:val="0"/>
         </w:rPr>
-        <w:t xml:space="preserve">Fail fast with </w:t>
+        <w:t xml:space="preserve">1.  Fail fast with </w:t>
       </w:r>
       <w:r>
         <w:rPr>
@@ -11962,13 +12004,13 @@
     </w:p>
     <w:p>
       <w:pPr>
-        <w:pStyle w:val="ListNumber"/>
+        <w:ind w:left="510" w:hanging="340"/>
       </w:pPr>
       <w:r>
         <w:rPr>
           <w:b w:val="0"/>
         </w:rPr>
-        <w:t xml:space="preserve">Build a </w:t>
+        <w:t xml:space="preserve">2.  Build a </w:t>
       </w:r>
       <w:r>
         <w:rPr>
@@ -11986,13 +12028,13 @@
     </w:p>
     <w:p>
       <w:pPr>
-        <w:pStyle w:val="ListNumber"/>
+        <w:ind w:left="510" w:hanging="340"/>
       </w:pPr>
       <w:r>
         <w:rPr>
           <w:b w:val="0"/>
         </w:rPr>
-        <w:t xml:space="preserve">For each model returned by </w:t>
+        <w:t xml:space="preserve">3.  For each model returned by </w:t>
       </w:r>
       <w:r>
         <w:rPr>
@@ -12036,13 +12078,13 @@
     </w:p>
     <w:p>
       <w:pPr>
-        <w:pStyle w:val="ListNumber"/>
+        <w:ind w:left="510" w:hanging="340"/>
       </w:pPr>
       <w:r>
         <w:rPr>
           <w:b w:val="0"/>
         </w:rPr>
-        <w:t xml:space="preserve">Any </w:t>
+        <w:t xml:space="preserve">4.  Any </w:t>
       </w:r>
       <w:r>
         <w:rPr>
@@ -12073,13 +12115,13 @@
     </w:p>
     <w:p>
       <w:pPr>
-        <w:pStyle w:val="ListNumber"/>
+        <w:ind w:left="510" w:hanging="340"/>
       </w:pPr>
       <w:r>
         <w:rPr>
           <w:b w:val="0"/>
         </w:rPr>
-        <w:t xml:space="preserve">The first non-empty answer wins and </w:t>
+        <w:t xml:space="preserve">5.  The first non-empty answer wins and </w:t>
       </w:r>
       <w:r>
         <w:rPr>
@@ -13852,7 +13894,7 @@
         <w:rPr>
           <w:b w:val="0"/>
         </w:rPr>
-        <w:t xml:space="preserve">Defaults in </w:t>
+        <w:t xml:space="preserve">The defaults shown in </w:t>
       </w:r>
       <w:r>
         <w:rPr>
@@ -13865,46 +13907,7 @@
         <w:rPr>
           <w:b w:val="0"/>
         </w:rPr>
-        <w:t xml:space="preserve"> differ from the code defaults. The example file shows </w:t>
-      </w:r>
-      <w:r>
-        <w:rPr>
-          <w:rFonts w:ascii="Consolas" w:hAnsi="Consolas" w:eastAsia="Consolas"/>
-          <w:sz w:val="19"/>
-        </w:rPr>
-        <w:t>VOICE_ENDPOINT_MS=700</w:t>
-      </w:r>
-      <w:r>
-        <w:rPr>
-          <w:b w:val="0"/>
-        </w:rPr>
-        <w:t xml:space="preserve"> and </w:t>
-      </w:r>
-      <w:r>
-        <w:rPr>
-          <w:rFonts w:ascii="Consolas" w:hAnsi="Consolas" w:eastAsia="Consolas"/>
-          <w:sz w:val="19"/>
-        </w:rPr>
-        <w:t>VOICE_PARTIAL_INTERVAL_MS=800</w:t>
-      </w:r>
-      <w:r>
-        <w:rPr>
-          <w:b w:val="0"/>
-        </w:rPr>
-        <w:t xml:space="preserve"> as commented examples, while </w:t>
-      </w:r>
-      <w:r>
-        <w:rPr>
-          <w:rFonts w:ascii="Consolas" w:hAnsi="Consolas" w:eastAsia="Consolas"/>
-          <w:sz w:val="19"/>
-        </w:rPr>
-        <w:t>VoiceConfig</w:t>
-      </w:r>
-      <w:r>
-        <w:rPr>
-          <w:b w:val="0"/>
-        </w:rPr>
-        <w:t xml:space="preserve"> defaults to 500 ms and 500 ms. Also the module docstring of </w:t>
+        <w:t xml:space="preserve"> and the </w:t>
       </w:r>
       <w:r>
         <w:rPr>
@@ -13917,7 +13920,7 @@
         <w:rPr>
           <w:b w:val="0"/>
         </w:rPr>
-        <w:t xml:space="preserve"> mentions a partial every ~0.8 s. The code values (500 and 500) are what runs when the variables are unset.</w:t>
+        <w:t xml:space="preserve"> docstring match the code: endpoint 500 ms, partial interval 500 ms.</w:t>
       </w:r>
     </w:p>
     <w:p>
